--- a/Introduccion a la Ingenieria/Kit docente/Clase 13/Solucion Taller Clase 13 - Matriz de impacto social y ambiental.docx
+++ b/Introduccion a la Ingenieria/Kit docente/Clase 13/Solucion Taller Clase 13 - Matriz de impacto social y ambiental.docx
@@ -38,6 +38,7 @@
       <w:r>
         <w:rPr>
           <w:rFonts w:ascii="Consolas" w:hAnsi="Consolas"/>
+          <w:b w:val="0"/>
           <w:i/>
           <w:color w:val="111111"/>
           <w:sz w:val="20"/>
@@ -3465,7 +3466,7 @@
           <w:color w:val="4A4A49"/>
           <w:sz w:val="22"/>
         </w:rPr>
-        <w:t xml:space="preserve">. No se puede improvisar en la sesión 13 lo que no se escribió en la 5 — y es la tercera vez en el corte que el curso lo demuestra. Termine con la otra lección, la que más los va a sorprender: </w:t>
+        <w:t xml:space="preserve">. No se puede improvisar en la Clase 13 lo que no se escribió en la 5 — y es la tercera vez en el corte que el curso lo demuestra. Termine con la otra lección, la que más los va a sorprender: </w:t>
       </w:r>
       <w:r>
         <w:rPr>
@@ -3481,7 +3482,7 @@
           <w:color w:val="4A4A49"/>
           <w:sz w:val="22"/>
         </w:rPr>
-        <w:t xml:space="preserve">, es una hoja impresa en la puerta. Anuncie la sesión 14 —preparación de la presentación final y ensayo general cronometrado— y recuerde que la exposición de la sesión 15 vale el </w:t>
+        <w:t xml:space="preserve">, es una hoja impresa en la puerta. Anuncie la Clase 14 —preparación de la presentación final y ensayo general cronometrado— y recuerde que la exposición de la Clase 15 vale el </w:t>
       </w:r>
       <w:r>
         <w:rPr>
@@ -3608,7 +3609,7 @@
           <w:color w:val="4A4A49"/>
           <w:sz w:val="22"/>
         </w:rPr>
-        <w:t>sesión 12</w:t>
+        <w:t>Clase 12</w:t>
       </w:r>
       <w:r>
         <w:rPr>
@@ -3624,7 +3625,7 @@
           <w:color w:val="4A4A49"/>
           <w:sz w:val="22"/>
         </w:rPr>
-        <w:t>sesión 14</w:t>
+        <w:t>Clase 14</w:t>
       </w:r>
       <w:r>
         <w:rPr>
@@ -3640,7 +3641,7 @@
           <w:color w:val="4A4A49"/>
           <w:sz w:val="22"/>
         </w:rPr>
-        <w:t>sesión 15</w:t>
+        <w:t>Clase 15</w:t>
       </w:r>
       <w:r>
         <w:rPr>
@@ -3656,7 +3657,7 @@
           <w:color w:val="4A4A49"/>
           <w:sz w:val="22"/>
         </w:rPr>
-        <w:t>informe final de la sesión 16</w:t>
+        <w:t>informe final de la Clase 16</w:t>
       </w:r>
       <w:r>
         <w:rPr>
